--- a/ExamenReto4_2025.docx
+++ b/ExamenReto4_2025.docx
@@ -766,6 +766,9 @@
             <w:pPr>
               <w:spacing w:line="276" w:lineRule="auto"/>
             </w:pPr>
+            <w:r>
+              <w:t>312</w:t>
+            </w:r>
           </w:p>
         </w:tc>
         <w:tc>
@@ -789,6 +792,9 @@
             <w:pPr>
               <w:spacing w:line="276" w:lineRule="auto"/>
             </w:pPr>
+            <w:r>
+              <w:t>17</w:t>
+            </w:r>
           </w:p>
         </w:tc>
       </w:tr>
@@ -847,6 +853,9 @@
             <w:pPr>
               <w:spacing w:line="276" w:lineRule="auto"/>
             </w:pPr>
+            <w:r>
+              <w:t>114</w:t>
+            </w:r>
           </w:p>
         </w:tc>
         <w:tc>
@@ -870,6 +879,9 @@
             <w:pPr>
               <w:spacing w:line="276" w:lineRule="auto"/>
             </w:pPr>
+            <w:r>
+              <w:t>2</w:t>
+            </w:r>
           </w:p>
         </w:tc>
       </w:tr>
@@ -928,6 +940,9 @@
             <w:pPr>
               <w:spacing w:line="276" w:lineRule="auto"/>
             </w:pPr>
+            <w:r>
+              <w:t>98</w:t>
+            </w:r>
           </w:p>
         </w:tc>
         <w:tc>
@@ -951,6 +966,9 @@
             <w:pPr>
               <w:spacing w:line="276" w:lineRule="auto"/>
             </w:pPr>
+            <w:r>
+              <w:t>1</w:t>
+            </w:r>
           </w:p>
         </w:tc>
       </w:tr>
@@ -1009,6 +1027,9 @@
             <w:pPr>
               <w:spacing w:line="276" w:lineRule="auto"/>
             </w:pPr>
+            <w:r>
+              <w:t>99.609</w:t>
+            </w:r>
           </w:p>
         </w:tc>
         <w:tc>
@@ -1032,6 +1053,9 @@
             <w:pPr>
               <w:spacing w:line="276" w:lineRule="auto"/>
             </w:pPr>
+            <w:r>
+              <w:t>1.75</w:t>
+            </w:r>
           </w:p>
         </w:tc>
       </w:tr>
@@ -1090,6 +1114,9 @@
             <w:pPr>
               <w:spacing w:line="276" w:lineRule="auto"/>
             </w:pPr>
+            <w:r>
+              <w:t>87</w:t>
+            </w:r>
           </w:p>
         </w:tc>
         <w:tc>
@@ -1113,6 +1140,9 @@
             <w:pPr>
               <w:spacing w:line="276" w:lineRule="auto"/>
             </w:pPr>
+            <w:r>
+              <w:t>1</w:t>
+            </w:r>
           </w:p>
         </w:tc>
       </w:tr>
@@ -1177,6 +1207,9 @@
             <w:pPr>
               <w:spacing w:line="276" w:lineRule="auto"/>
             </w:pPr>
+            <w:r>
+              <w:t>3</w:t>
+            </w:r>
           </w:p>
         </w:tc>
         <w:tc>
@@ -1200,6 +1233,9 @@
             <w:pPr>
               <w:spacing w:line="276" w:lineRule="auto"/>
             </w:pPr>
+            <w:r>
+              <w:t>1</w:t>
+            </w:r>
           </w:p>
         </w:tc>
       </w:tr>
@@ -1259,6 +1295,9 @@
             <w:pPr>
               <w:spacing w:line="276" w:lineRule="auto"/>
             </w:pPr>
+            <w:r>
+              <w:t>2691</w:t>
+            </w:r>
           </w:p>
         </w:tc>
         <w:tc>
@@ -1281,6 +1320,9 @@
             <w:pPr>
               <w:spacing w:line="276" w:lineRule="auto"/>
             </w:pPr>
+            <w:r>
+              <w:t>6133</w:t>
+            </w:r>
           </w:p>
         </w:tc>
       </w:tr>
@@ -1340,6 +1382,9 @@
             <w:pPr>
               <w:spacing w:line="276" w:lineRule="auto"/>
             </w:pPr>
+            <w:r>
+              <w:t>28.302</w:t>
+            </w:r>
           </w:p>
         </w:tc>
         <w:tc>
@@ -1362,6 +1407,9 @@
             <w:pPr>
               <w:spacing w:line="276" w:lineRule="auto"/>
             </w:pPr>
+            <w:r>
+              <w:t>1.551</w:t>
+            </w:r>
           </w:p>
         </w:tc>
       </w:tr>
@@ -1442,6 +1490,13 @@
         </w:rPr>
         <w:t>Type:</w:t>
       </w:r>
+      <w:r>
+        <w:rPr>
+          <w:b/>
+          <w:color w:val="000000"/>
+        </w:rPr>
+        <w:t xml:space="preserve"> 3</w:t>
+      </w:r>
     </w:p>
     <w:p>
       <w:pPr>
@@ -1465,6 +1520,13 @@
         <w:lastRenderedPageBreak/>
         <w:t>Country:</w:t>
       </w:r>
+      <w:r>
+        <w:rPr>
+          <w:b/>
+          <w:color w:val="000000"/>
+        </w:rPr>
+        <w:t xml:space="preserve"> 87</w:t>
+      </w:r>
     </w:p>
     <w:p>
       <w:pPr>
@@ -1473,10 +1535,11 @@
           <w:ilvl w:val="0"/>
           <w:numId w:val="21"/>
         </w:numPr>
-        <w:spacing w:before="120" w:beforeAutospacing="0" w:after="0" w:afterAutospacing="0" w:line="276" w:lineRule="auto"/>
+        <w:spacing w:before="120" w:line="276" w:lineRule="auto"/>
         <w:jc w:val="both"/>
         <w:textAlignment w:val="baseline"/>
         <w:rPr>
+          <w:b/>
           <w:color w:val="000000"/>
         </w:rPr>
       </w:pPr>
@@ -1486,6 +1549,20 @@
           <w:color w:val="000000"/>
         </w:rPr>
         <w:t>Director:</w:t>
+      </w:r>
+      <w:r>
+        <w:rPr>
+          <w:b/>
+          <w:color w:val="000000"/>
+        </w:rPr>
+        <w:t xml:space="preserve"> </w:t>
+      </w:r>
+      <w:r>
+        <w:rPr>
+          <w:b/>
+          <w:color w:val="000000"/>
+        </w:rPr>
+        <w:t>4516</w:t>
       </w:r>
     </w:p>
     <w:p>
@@ -6540,7 +6617,6 @@
   <w:style w:type="character" w:default="1" w:styleId="Fuentedeprrafopredeter">
     <w:name w:val="Default Paragraph Font"/>
     <w:uiPriority w:val="1"/>
-    <w:semiHidden/>
     <w:unhideWhenUsed/>
   </w:style>
   <w:style w:type="table" w:default="1" w:styleId="Tablanormal">
